--- a/output/DP_Member_360/PRD_Member_360.docx
+++ b/output/DP_Member_360/PRD_Member_360.docx
@@ -202,7 +202,7 @@
               <w:rPr>
                 <w:sz w:val="17"/>
               </w:rPr>
-              <w:t>SCRUM-17 (Feature epic) · stories SCRUM-18 to SCRUM-24 (FR-01 to FR-07)</w:t>
+              <w:t>SCRUM-17 (Feature epic) · stories SCRUM-18 to SCRUM-24 (FR-01 to FR-07) · account ID mapping SCRUM-32</w:t>
             </w:r>
           </w:p>
         </w:tc>
@@ -8917,6 +8917,681 @@
     <w:p/>
     <w:p>
       <w:pPr>
+        <w:pStyle w:val="Heading2"/>
+      </w:pPr>
+      <w:r>
+        <w:t>5.9 Reference: account ID mapping table (sources/data/reference/account_id_map.csv)</w:t>
+      </w:r>
+    </w:p>
+    <w:p>
+      <w:pPr>
+        <w:pStyle w:val="ListBullet"/>
+      </w:pPr>
+      <w:r>
+        <w:t>Shared reference data, built and validated by tools/build_account_id_map.py and tools/validate_account_id_map.py.</w:t>
+      </w:r>
+    </w:p>
+    <w:p>
+      <w:pPr>
+        <w:pStyle w:val="ListBullet"/>
+      </w:pPr>
+      <w:r>
+        <w:t>Canonical account ID = A + 7 digits; any source width is zero-padded (A0001, A00001 → A0000001).</w:t>
+      </w:r>
+    </w:p>
+    <w:p>
+      <w:pPr>
+        <w:pStyle w:val="ListBullet"/>
+      </w:pPr>
+      <w:r>
+        <w:t>Grain: one row per (source_system, source_account_id); one-to-one within a system, many-to-one across systems.</w:t>
+      </w:r>
+    </w:p>
+    <w:p>
+      <w:pPr>
+        <w:pStyle w:val="ListBullet"/>
+      </w:pPr>
+      <w:r>
+        <w:t>Member 360 uses it for DQ-11: every core banking account must be mapped.</w:t>
+      </w:r>
+    </w:p>
+    <w:tbl>
+      <w:tblPr>
+        <w:tblStyle w:val="TableGrid"/>
+        <w:tblW w:type="auto" w:w="0"/>
+        <w:tblLook w:firstColumn="1" w:firstRow="1" w:lastColumn="0" w:lastRow="0" w:noHBand="0" w:noVBand="1" w:val="04A0"/>
+      </w:tblPr>
+      <w:tblGrid>
+        <w:gridCol w:w="1234"/>
+        <w:gridCol w:w="1234"/>
+        <w:gridCol w:w="1234"/>
+        <w:gridCol w:w="1234"/>
+        <w:gridCol w:w="1234"/>
+        <w:gridCol w:w="1234"/>
+        <w:gridCol w:w="1234"/>
+      </w:tblGrid>
+      <w:tr>
+        <w:tc>
+          <w:tcPr>
+            <w:tcW w:type="dxa" w:w="1234"/>
+            <w:shd w:val="clear" w:color="auto" w:fill="1F4E79"/>
+          </w:tcPr>
+          <w:p>
+            <w:r/>
+            <w:r>
+              <w:rPr>
+                <w:b/>
+                <w:color w:val="FFFFFF"/>
+                <w:sz w:val="18"/>
+              </w:rPr>
+              <w:t>Column</w:t>
+            </w:r>
+          </w:p>
+        </w:tc>
+        <w:tc>
+          <w:tcPr>
+            <w:tcW w:type="dxa" w:w="1234"/>
+            <w:shd w:val="clear" w:color="auto" w:fill="1F4E79"/>
+          </w:tcPr>
+          <w:p>
+            <w:r/>
+            <w:r>
+              <w:rPr>
+                <w:b/>
+                <w:color w:val="FFFFFF"/>
+                <w:sz w:val="18"/>
+              </w:rPr>
+              <w:t>Logical type</w:t>
+            </w:r>
+          </w:p>
+        </w:tc>
+        <w:tc>
+          <w:tcPr>
+            <w:tcW w:type="dxa" w:w="1234"/>
+            <w:shd w:val="clear" w:color="auto" w:fill="1F4E79"/>
+          </w:tcPr>
+          <w:p>
+            <w:r/>
+            <w:r>
+              <w:rPr>
+                <w:b/>
+                <w:color w:val="FFFFFF"/>
+                <w:sz w:val="18"/>
+              </w:rPr>
+              <w:t>Physical type</w:t>
+            </w:r>
+          </w:p>
+        </w:tc>
+        <w:tc>
+          <w:tcPr>
+            <w:tcW w:type="dxa" w:w="1234"/>
+            <w:shd w:val="clear" w:color="auto" w:fill="1F4E79"/>
+          </w:tcPr>
+          <w:p>
+            <w:r/>
+            <w:r>
+              <w:rPr>
+                <w:b/>
+                <w:color w:val="FFFFFF"/>
+                <w:sz w:val="18"/>
+              </w:rPr>
+              <w:t>Null?</w:t>
+            </w:r>
+          </w:p>
+        </w:tc>
+        <w:tc>
+          <w:tcPr>
+            <w:tcW w:type="dxa" w:w="1234"/>
+            <w:shd w:val="clear" w:color="auto" w:fill="1F4E79"/>
+          </w:tcPr>
+          <w:p>
+            <w:r/>
+            <w:r>
+              <w:rPr>
+                <w:b/>
+                <w:color w:val="FFFFFF"/>
+                <w:sz w:val="18"/>
+              </w:rPr>
+              <w:t>Key</w:t>
+            </w:r>
+          </w:p>
+        </w:tc>
+        <w:tc>
+          <w:tcPr>
+            <w:tcW w:type="dxa" w:w="1234"/>
+            <w:shd w:val="clear" w:color="auto" w:fill="1F4E79"/>
+          </w:tcPr>
+          <w:p>
+            <w:r/>
+            <w:r>
+              <w:rPr>
+                <w:b/>
+                <w:color w:val="FFFFFF"/>
+                <w:sz w:val="18"/>
+              </w:rPr>
+              <w:t>Example (raw)</w:t>
+            </w:r>
+          </w:p>
+        </w:tc>
+        <w:tc>
+          <w:tcPr>
+            <w:tcW w:type="dxa" w:w="1234"/>
+            <w:shd w:val="clear" w:color="auto" w:fill="1F4E79"/>
+          </w:tcPr>
+          <w:p>
+            <w:r/>
+            <w:r>
+              <w:rPr>
+                <w:b/>
+                <w:color w:val="FFFFFF"/>
+                <w:sz w:val="18"/>
+              </w:rPr>
+              <w:t>Description / conversion rule</w:t>
+            </w:r>
+          </w:p>
+        </w:tc>
+      </w:tr>
+      <w:tr>
+        <w:tc>
+          <w:tcPr>
+            <w:tcW w:type="dxa" w:w="1234"/>
+          </w:tcPr>
+          <w:p>
+            <w:r/>
+            <w:r>
+              <w:rPr>
+                <w:sz w:val="17"/>
+              </w:rPr>
+              <w:t>source_system</w:t>
+            </w:r>
+          </w:p>
+        </w:tc>
+        <w:tc>
+          <w:tcPr>
+            <w:tcW w:type="dxa" w:w="1234"/>
+          </w:tcPr>
+          <w:p>
+            <w:r/>
+            <w:r>
+              <w:rPr>
+                <w:sz w:val="17"/>
+              </w:rPr>
+              <w:t>Category</w:t>
+            </w:r>
+          </w:p>
+        </w:tc>
+        <w:tc>
+          <w:tcPr>
+            <w:tcW w:type="dxa" w:w="1234"/>
+          </w:tcPr>
+          <w:p>
+            <w:r/>
+            <w:r>
+              <w:rPr>
+                <w:sz w:val="17"/>
+              </w:rPr>
+              <w:t>VARCHAR(30)</w:t>
+            </w:r>
+          </w:p>
+        </w:tc>
+        <w:tc>
+          <w:tcPr>
+            <w:tcW w:type="dxa" w:w="1234"/>
+          </w:tcPr>
+          <w:p>
+            <w:r/>
+            <w:r>
+              <w:rPr>
+                <w:sz w:val="17"/>
+              </w:rPr>
+              <w:t>N</w:t>
+            </w:r>
+          </w:p>
+        </w:tc>
+        <w:tc>
+          <w:tcPr>
+            <w:tcW w:type="dxa" w:w="1234"/>
+          </w:tcPr>
+          <w:p>
+            <w:r/>
+            <w:r>
+              <w:rPr>
+                <w:sz w:val="17"/>
+              </w:rPr>
+              <w:t>PK</w:t>
+            </w:r>
+          </w:p>
+        </w:tc>
+        <w:tc>
+          <w:tcPr>
+            <w:tcW w:type="dxa" w:w="1234"/>
+          </w:tcPr>
+          <w:p>
+            <w:r/>
+            <w:r>
+              <w:rPr>
+                <w:sz w:val="17"/>
+              </w:rPr>
+              <w:t>core_banking</w:t>
+            </w:r>
+          </w:p>
+        </w:tc>
+        <w:tc>
+          <w:tcPr>
+            <w:tcW w:type="dxa" w:w="1234"/>
+          </w:tcPr>
+          <w:p>
+            <w:r/>
+            <w:r>
+              <w:rPr>
+                <w:sz w:val="17"/>
+              </w:rPr>
+              <w:t>System the ID comes from (core_banking, fraud_case_mgmt).</w:t>
+            </w:r>
+          </w:p>
+        </w:tc>
+      </w:tr>
+      <w:tr>
+        <w:tc>
+          <w:tcPr>
+            <w:tcW w:type="dxa" w:w="1234"/>
+          </w:tcPr>
+          <w:p>
+            <w:r/>
+            <w:r>
+              <w:rPr>
+                <w:sz w:val="17"/>
+              </w:rPr>
+              <w:t>source_account_id</w:t>
+            </w:r>
+          </w:p>
+        </w:tc>
+        <w:tc>
+          <w:tcPr>
+            <w:tcW w:type="dxa" w:w="1234"/>
+          </w:tcPr>
+          <w:p>
+            <w:r/>
+            <w:r>
+              <w:rPr>
+                <w:sz w:val="17"/>
+              </w:rPr>
+              <w:t>Identifier</w:t>
+            </w:r>
+          </w:p>
+        </w:tc>
+        <w:tc>
+          <w:tcPr>
+            <w:tcW w:type="dxa" w:w="1234"/>
+          </w:tcPr>
+          <w:p>
+            <w:r/>
+            <w:r>
+              <w:rPr>
+                <w:sz w:val="17"/>
+              </w:rPr>
+              <w:t>VARCHAR(12)</w:t>
+            </w:r>
+          </w:p>
+        </w:tc>
+        <w:tc>
+          <w:tcPr>
+            <w:tcW w:type="dxa" w:w="1234"/>
+          </w:tcPr>
+          <w:p>
+            <w:r/>
+            <w:r>
+              <w:rPr>
+                <w:sz w:val="17"/>
+              </w:rPr>
+              <w:t>N</w:t>
+            </w:r>
+          </w:p>
+        </w:tc>
+        <w:tc>
+          <w:tcPr>
+            <w:tcW w:type="dxa" w:w="1234"/>
+          </w:tcPr>
+          <w:p>
+            <w:r/>
+            <w:r>
+              <w:rPr>
+                <w:sz w:val="17"/>
+              </w:rPr>
+              <w:t>PK</w:t>
+            </w:r>
+          </w:p>
+        </w:tc>
+        <w:tc>
+          <w:tcPr>
+            <w:tcW w:type="dxa" w:w="1234"/>
+          </w:tcPr>
+          <w:p>
+            <w:r/>
+            <w:r>
+              <w:rPr>
+                <w:sz w:val="17"/>
+              </w:rPr>
+              <w:t>A00001</w:t>
+            </w:r>
+          </w:p>
+        </w:tc>
+        <w:tc>
+          <w:tcPr>
+            <w:tcW w:type="dxa" w:w="1234"/>
+          </w:tcPr>
+          <w:p>
+            <w:r/>
+            <w:r>
+              <w:rPr>
+                <w:sz w:val="17"/>
+              </w:rPr>
+              <w:t>Account ID as that system writes it.</w:t>
+            </w:r>
+          </w:p>
+        </w:tc>
+      </w:tr>
+      <w:tr>
+        <w:tc>
+          <w:tcPr>
+            <w:tcW w:type="dxa" w:w="1234"/>
+          </w:tcPr>
+          <w:p>
+            <w:r/>
+            <w:r>
+              <w:rPr>
+                <w:sz w:val="17"/>
+              </w:rPr>
+              <w:t>account_id</w:t>
+            </w:r>
+          </w:p>
+        </w:tc>
+        <w:tc>
+          <w:tcPr>
+            <w:tcW w:type="dxa" w:w="1234"/>
+          </w:tcPr>
+          <w:p>
+            <w:r/>
+            <w:r>
+              <w:rPr>
+                <w:sz w:val="17"/>
+              </w:rPr>
+              <w:t>Identifier</w:t>
+            </w:r>
+          </w:p>
+        </w:tc>
+        <w:tc>
+          <w:tcPr>
+            <w:tcW w:type="dxa" w:w="1234"/>
+          </w:tcPr>
+          <w:p>
+            <w:r/>
+            <w:r>
+              <w:rPr>
+                <w:sz w:val="17"/>
+              </w:rPr>
+              <w:t>VARCHAR(10)</w:t>
+            </w:r>
+          </w:p>
+        </w:tc>
+        <w:tc>
+          <w:tcPr>
+            <w:tcW w:type="dxa" w:w="1234"/>
+          </w:tcPr>
+          <w:p>
+            <w:r/>
+            <w:r>
+              <w:rPr>
+                <w:sz w:val="17"/>
+              </w:rPr>
+              <w:t>N</w:t>
+            </w:r>
+          </w:p>
+        </w:tc>
+        <w:tc>
+          <w:tcPr>
+            <w:tcW w:type="dxa" w:w="1234"/>
+          </w:tcPr>
+          <w:p>
+            <w:r/>
+            <w:r>
+              <w:rPr>
+                <w:sz w:val="17"/>
+              </w:rPr>
+            </w:r>
+          </w:p>
+        </w:tc>
+        <w:tc>
+          <w:tcPr>
+            <w:tcW w:type="dxa" w:w="1234"/>
+          </w:tcPr>
+          <w:p>
+            <w:r/>
+            <w:r>
+              <w:rPr>
+                <w:sz w:val="17"/>
+              </w:rPr>
+              <w:t>A0000001</w:t>
+            </w:r>
+          </w:p>
+        </w:tc>
+        <w:tc>
+          <w:tcPr>
+            <w:tcW w:type="dxa" w:w="1234"/>
+          </w:tcPr>
+          <w:p>
+            <w:r/>
+            <w:r>
+              <w:rPr>
+                <w:sz w:val="17"/>
+              </w:rPr>
+              <w:t>Canonical ^A\d{7}$ (zero-padded).</w:t>
+            </w:r>
+          </w:p>
+        </w:tc>
+      </w:tr>
+      <w:tr>
+        <w:tc>
+          <w:tcPr>
+            <w:tcW w:type="dxa" w:w="1234"/>
+          </w:tcPr>
+          <w:p>
+            <w:r/>
+            <w:r>
+              <w:rPr>
+                <w:sz w:val="17"/>
+              </w:rPr>
+              <w:t>in_core_banking</w:t>
+            </w:r>
+          </w:p>
+        </w:tc>
+        <w:tc>
+          <w:tcPr>
+            <w:tcW w:type="dxa" w:w="1234"/>
+          </w:tcPr>
+          <w:p>
+            <w:r/>
+            <w:r>
+              <w:rPr>
+                <w:sz w:val="17"/>
+              </w:rPr>
+              <w:t>Boolean</w:t>
+            </w:r>
+          </w:p>
+        </w:tc>
+        <w:tc>
+          <w:tcPr>
+            <w:tcW w:type="dxa" w:w="1234"/>
+          </w:tcPr>
+          <w:p>
+            <w:r/>
+            <w:r>
+              <w:rPr>
+                <w:sz w:val="17"/>
+              </w:rPr>
+              <w:t>BOOLEAN</w:t>
+            </w:r>
+          </w:p>
+        </w:tc>
+        <w:tc>
+          <w:tcPr>
+            <w:tcW w:type="dxa" w:w="1234"/>
+          </w:tcPr>
+          <w:p>
+            <w:r/>
+            <w:r>
+              <w:rPr>
+                <w:sz w:val="17"/>
+              </w:rPr>
+              <w:t>N</w:t>
+            </w:r>
+          </w:p>
+        </w:tc>
+        <w:tc>
+          <w:tcPr>
+            <w:tcW w:type="dxa" w:w="1234"/>
+          </w:tcPr>
+          <w:p>
+            <w:r/>
+            <w:r>
+              <w:rPr>
+                <w:sz w:val="17"/>
+              </w:rPr>
+            </w:r>
+          </w:p>
+        </w:tc>
+        <w:tc>
+          <w:tcPr>
+            <w:tcW w:type="dxa" w:w="1234"/>
+          </w:tcPr>
+          <w:p>
+            <w:r/>
+            <w:r>
+              <w:rPr>
+                <w:sz w:val="17"/>
+              </w:rPr>
+              <w:t>TRUE</w:t>
+            </w:r>
+          </w:p>
+        </w:tc>
+        <w:tc>
+          <w:tcPr>
+            <w:tcW w:type="dxa" w:w="1234"/>
+          </w:tcPr>
+          <w:p>
+            <w:r/>
+            <w:r>
+              <w:rPr>
+                <w:sz w:val="17"/>
+              </w:rPr>
+              <w:t>Canonical ID exists in core banking.</w:t>
+            </w:r>
+          </w:p>
+        </w:tc>
+      </w:tr>
+      <w:tr>
+        <w:tc>
+          <w:tcPr>
+            <w:tcW w:type="dxa" w:w="1234"/>
+          </w:tcPr>
+          <w:p>
+            <w:r/>
+            <w:r>
+              <w:rPr>
+                <w:sz w:val="17"/>
+              </w:rPr>
+              <w:t>mapping_rule</w:t>
+            </w:r>
+          </w:p>
+        </w:tc>
+        <w:tc>
+          <w:tcPr>
+            <w:tcW w:type="dxa" w:w="1234"/>
+          </w:tcPr>
+          <w:p>
+            <w:r/>
+            <w:r>
+              <w:rPr>
+                <w:sz w:val="17"/>
+              </w:rPr>
+              <w:t>Category</w:t>
+            </w:r>
+          </w:p>
+        </w:tc>
+        <w:tc>
+          <w:tcPr>
+            <w:tcW w:type="dxa" w:w="1234"/>
+          </w:tcPr>
+          <w:p>
+            <w:r/>
+            <w:r>
+              <w:rPr>
+                <w:sz w:val="17"/>
+              </w:rPr>
+              <w:t>VARCHAR(40)</w:t>
+            </w:r>
+          </w:p>
+        </w:tc>
+        <w:tc>
+          <w:tcPr>
+            <w:tcW w:type="dxa" w:w="1234"/>
+          </w:tcPr>
+          <w:p>
+            <w:r/>
+            <w:r>
+              <w:rPr>
+                <w:sz w:val="17"/>
+              </w:rPr>
+              <w:t>N</w:t>
+            </w:r>
+          </w:p>
+        </w:tc>
+        <w:tc>
+          <w:tcPr>
+            <w:tcW w:type="dxa" w:w="1234"/>
+          </w:tcPr>
+          <w:p>
+            <w:r/>
+            <w:r>
+              <w:rPr>
+                <w:sz w:val="17"/>
+              </w:rPr>
+            </w:r>
+          </w:p>
+        </w:tc>
+        <w:tc>
+          <w:tcPr>
+            <w:tcW w:type="dxa" w:w="1234"/>
+          </w:tcPr>
+          <w:p>
+            <w:r/>
+            <w:r>
+              <w:rPr>
+                <w:sz w:val="17"/>
+              </w:rPr>
+              <w:t>pad_to_7_digits</w:t>
+            </w:r>
+          </w:p>
+        </w:tc>
+        <w:tc>
+          <w:tcPr>
+            <w:tcW w:type="dxa" w:w="1234"/>
+          </w:tcPr>
+          <w:p>
+            <w:r/>
+            <w:r>
+              <w:rPr>
+                <w:sz w:val="17"/>
+              </w:rPr>
+              <w:t>Rule used to derive account_id.</w:t>
+            </w:r>
+          </w:p>
+        </w:tc>
+      </w:tr>
+    </w:tbl>
+    <w:p/>
+    <w:p>
+      <w:pPr>
         <w:pStyle w:val="Heading1"/>
       </w:pPr>
       <w:r>
@@ -12076,6 +12751,50 @@
           </w:p>
         </w:tc>
       </w:tr>
+      <w:tr>
+        <w:tc>
+          <w:tcPr>
+            <w:tcW w:type="dxa" w:w="2880"/>
+          </w:tcPr>
+          <w:p>
+            <w:r/>
+            <w:r>
+              <w:rPr>
+                <w:sz w:val="17"/>
+              </w:rPr>
+              <w:t>DQ-11</w:t>
+            </w:r>
+          </w:p>
+        </w:tc>
+        <w:tc>
+          <w:tcPr>
+            <w:tcW w:type="dxa" w:w="2880"/>
+          </w:tcPr>
+          <w:p>
+            <w:r/>
+            <w:r>
+              <w:rPr>
+                <w:sz w:val="17"/>
+              </w:rPr>
+              <w:t>Every Account.account_id is in the account ID mapping reference table (core_banking)</w:t>
+            </w:r>
+          </w:p>
+        </w:tc>
+        <w:tc>
+          <w:tcPr>
+            <w:tcW w:type="dxa" w:w="2880"/>
+          </w:tcPr>
+          <w:p>
+            <w:r/>
+            <w:r>
+              <w:rPr>
+                <w:sz w:val="17"/>
+              </w:rPr>
+              <w:t>High – reject row</w:t>
+            </w:r>
+          </w:p>
+        </w:tc>
+      </w:tr>
     </w:tbl>
     <w:p/>
     <w:p>
@@ -12784,6 +13503,64 @@
                 <w:sz w:val="17"/>
               </w:rPr>
               <w:t>Confirm liability sign convention – Finance</w:t>
+            </w:r>
+          </w:p>
+        </w:tc>
+      </w:tr>
+      <w:tr>
+        <w:tc>
+          <w:tcPr>
+            <w:tcW w:type="dxa" w:w="2160"/>
+          </w:tcPr>
+          <w:p>
+            <w:r/>
+            <w:r>
+              <w:rPr>
+                <w:sz w:val="17"/>
+              </w:rPr>
+              <w:t>Q11</w:t>
+            </w:r>
+          </w:p>
+        </w:tc>
+        <w:tc>
+          <w:tcPr>
+            <w:tcW w:type="dxa" w:w="2160"/>
+          </w:tcPr>
+          <w:p>
+            <w:r/>
+            <w:r>
+              <w:rPr>
+                <w:sz w:val="17"/>
+              </w:rPr>
+              <w:t>Account IDs differ by system: core banking A00001 vs fraud case mgmt A0000001.</w:t>
+            </w:r>
+          </w:p>
+        </w:tc>
+        <w:tc>
+          <w:tcPr>
+            <w:tcW w:type="dxa" w:w="2160"/>
+          </w:tcPr>
+          <w:p>
+            <w:r/>
+            <w:r>
+              <w:rPr>
+                <w:sz w:val="17"/>
+              </w:rPr>
+              <w:t>Cross-product account joins failed.</w:t>
+            </w:r>
+          </w:p>
+        </w:tc>
+        <w:tc>
+          <w:tcPr>
+            <w:tcW w:type="dxa" w:w="2160"/>
+          </w:tcPr>
+          <w:p>
+            <w:r/>
+            <w:r>
+              <w:rPr>
+                <w:sz w:val="17"/>
+              </w:rPr>
+              <w:t>DECIDED (SCRUM-32): canonical A + 7 digits via sources/data/reference/account_id_map.csv; enforced by DQ-11</w:t>
             </w:r>
           </w:p>
         </w:tc>
@@ -13304,6 +14081,14 @@
       </w:pPr>
       <w:r>
         <w:t>data/output/product/DP_Member_360.csv — 100 rows, columns: member_id, member_since_date, member_segment, age_band, home_state, digital_enrolled_flag, kyc_status, risk_rating, relationship_status, last_profile_update_ts</w:t>
+      </w:r>
+    </w:p>
+    <w:p>
+      <w:pPr>
+        <w:pStyle w:val="ListBullet"/>
+      </w:pPr>
+      <w:r>
+        <w:t>sources/data/reference/account_id_map.csv — 110 rows, columns: source_system, source_account_id, account_id, in_core_banking, mapping_rule</w:t>
       </w:r>
     </w:p>
     <w:sectPr>

--- a/output/DP_Member_360/PRD_Member_360.docx
+++ b/output/DP_Member_360/PRD_Member_360.docx
@@ -3451,7 +3451,7 @@
               <w:rPr>
                 <w:sz w:val="17"/>
               </w:rPr>
-              <w:t>28202</w:t>
+              <w:t>28210</w:t>
             </w:r>
           </w:p>
         </w:tc>
@@ -5377,7 +5377,7 @@
               <w:rPr>
                 <w:sz w:val="17"/>
               </w:rPr>
-              <w:t>Avery</w:t>
+              <w:t>(PII – not shown)</w:t>
             </w:r>
           </w:p>
         </w:tc>
@@ -5476,7 +5476,7 @@
               <w:rPr>
                 <w:sz w:val="17"/>
               </w:rPr>
-              <w:t>Brooks</w:t>
+              <w:t>(PII – not shown)</w:t>
             </w:r>
           </w:p>
         </w:tc>
@@ -5872,7 +5872,7 @@
               <w:rPr>
                 <w:sz w:val="17"/>
               </w:rPr>
-              <w:t>28202</w:t>
+              <w:t>(PII – not shown)</w:t>
             </w:r>
           </w:p>
         </w:tc>
